--- a/Tasks/JS_TASKs.docx
+++ b/Tasks/JS_TASKs.docx
@@ -596,6 +596,191 @@
           <w:lang w:val="en-US"/>
         </w:rPr>
       </w:pPr>
+    </w:p>
+    <w:p>
+      <w:r>
+        <w:t xml:space="preserve">let </w:t>
+      </w:r>
+      <w:proofErr w:type="spellStart"/>
+      <w:r>
+        <w:t>hel</w:t>
+      </w:r>
+      <w:proofErr w:type="spellEnd"/>
+      <w:r>
+        <w:t>=</w:t>
+      </w:r>
+      <w:proofErr w:type="spellStart"/>
+      <w:proofErr w:type="gramStart"/>
+      <w:r>
+        <w:t>document.getElementById</w:t>
+      </w:r>
+      <w:proofErr w:type="spellEnd"/>
+      <w:proofErr w:type="gramEnd"/>
+      <w:r>
+        <w:t>("</w:t>
+      </w:r>
+      <w:proofErr w:type="spellStart"/>
+      <w:r>
+        <w:t>hel</w:t>
+      </w:r>
+      <w:proofErr w:type="spellEnd"/>
+      <w:r>
+        <w:t>");</w:t>
+      </w:r>
+    </w:p>
+    <w:p>
+      <w:r>
+        <w:t>let input=</w:t>
+      </w:r>
+      <w:proofErr w:type="spellStart"/>
+      <w:proofErr w:type="gramStart"/>
+      <w:r>
+        <w:t>document.getElementById</w:t>
+      </w:r>
+      <w:proofErr w:type="spellEnd"/>
+      <w:proofErr w:type="gramEnd"/>
+      <w:r>
+        <w:t>("input");</w:t>
+      </w:r>
+    </w:p>
+    <w:p>
+      <w:r>
+        <w:t xml:space="preserve">async function </w:t>
+      </w:r>
+      <w:proofErr w:type="gramStart"/>
+      <w:r>
+        <w:t>data(){</w:t>
+      </w:r>
+      <w:proofErr w:type="gramEnd"/>
+    </w:p>
+    <w:p>
+      <w:r>
+        <w:t>console.log("Button")</w:t>
+      </w:r>
+    </w:p>
+    <w:p>
+      <w:r>
+        <w:t>fetch("https://jsonplaceholder.typicode.com/posts/"+</w:t>
+      </w:r>
+      <w:proofErr w:type="spellStart"/>
+      <w:r>
+        <w:t>input.value</w:t>
+      </w:r>
+      <w:proofErr w:type="spellEnd"/>
+      <w:r>
+        <w:t>)</w:t>
+      </w:r>
+    </w:p>
+    <w:p>
+      <w:proofErr w:type="gramStart"/>
+      <w:r>
+        <w:t>.then</w:t>
+      </w:r>
+      <w:proofErr w:type="gramEnd"/>
+      <w:r>
+        <w:t xml:space="preserve">(res=&gt; </w:t>
+      </w:r>
+      <w:proofErr w:type="spellStart"/>
+      <w:proofErr w:type="gramStart"/>
+      <w:r>
+        <w:t>res.json</w:t>
+      </w:r>
+      <w:proofErr w:type="spellEnd"/>
+      <w:proofErr w:type="gramEnd"/>
+      <w:r>
+        <w:t>())</w:t>
+      </w:r>
+    </w:p>
+    <w:p>
+      <w:proofErr w:type="gramStart"/>
+      <w:r>
+        <w:t>.then</w:t>
+      </w:r>
+      <w:proofErr w:type="gramEnd"/>
+      <w:r>
+        <w:t>(d=</w:t>
+      </w:r>
+      <w:proofErr w:type="gramStart"/>
+      <w:r>
+        <w:t>&gt;{</w:t>
+      </w:r>
+      <w:proofErr w:type="gramEnd"/>
+    </w:p>
+    <w:p>
+      <w:r>
+        <w:t>console.log(</w:t>
+      </w:r>
+      <w:proofErr w:type="spellStart"/>
+      <w:proofErr w:type="gramStart"/>
+      <w:r>
+        <w:t>d.title</w:t>
+      </w:r>
+      <w:proofErr w:type="spellEnd"/>
+      <w:proofErr w:type="gramEnd"/>
+      <w:r>
+        <w:t>)</w:t>
+      </w:r>
+    </w:p>
+    <w:p>
+      <w:proofErr w:type="spellStart"/>
+      <w:proofErr w:type="gramStart"/>
+      <w:r>
+        <w:t>hel.innerHTML</w:t>
+      </w:r>
+      <w:proofErr w:type="spellEnd"/>
+      <w:r>
+        <w:t>=</w:t>
+      </w:r>
+      <w:proofErr w:type="spellStart"/>
+      <w:r>
+        <w:t>d.title</w:t>
+      </w:r>
+      <w:proofErr w:type="spellEnd"/>
+      <w:proofErr w:type="gramEnd"/>
+      <w:r>
+        <w:t>})</w:t>
+      </w:r>
+    </w:p>
+    <w:p>
+      <w:r>
+        <w:t>//return(</w:t>
+      </w:r>
+      <w:proofErr w:type="spellStart"/>
+      <w:proofErr w:type="gramStart"/>
+      <w:r>
+        <w:t>d.title</w:t>
+      </w:r>
+      <w:proofErr w:type="spellEnd"/>
+      <w:proofErr w:type="gramEnd"/>
+      <w:r>
+        <w:t>)</w:t>
+      </w:r>
+    </w:p>
+    <w:p>
+      <w:r>
+        <w:t>/</w:t>
+      </w:r>
+      <w:proofErr w:type="gramStart"/>
+      <w:r>
+        <w:t>/.then</w:t>
+      </w:r>
+      <w:proofErr w:type="gramEnd"/>
+      <w:r>
+        <w:t>(data=&gt;{console.log("Hello"</w:t>
+      </w:r>
+      <w:proofErr w:type="gramStart"/>
+      <w:r>
+        <w:t>);return</w:t>
+      </w:r>
+      <w:proofErr w:type="gramEnd"/>
+      <w:r>
+        <w:t>(data)})</w:t>
+      </w:r>
+    </w:p>
+    <w:p>
+      <w:r>
+        <w:t>} */</w:t>
+      </w:r>
     </w:p>
     <w:p>
       <w:pPr>
